--- a/docs/Bao-cao-NCKH-Gia-su-Hoa-11.docx
+++ b/docs/Bao-cao-NCKH-Gia-su-Hoa-11.docx
@@ -2166,7 +2166,7 @@
         <w:fldChar w:fldCharType="separate"/>
       </w:r>
       <w:r>
-        <w:t>29</w:t>
+        <w:t>30</w:t>
       </w:r>
       <w:r>
         <w:fldChar w:fldCharType="end"/>
@@ -2211,7 +2211,7 @@
         <w:fldChar w:fldCharType="separate"/>
       </w:r>
       <w:r>
-        <w:t>32</w:t>
+        <w:t>33</w:t>
       </w:r>
       <w:r>
         <w:fldChar w:fldCharType="end"/>
@@ -2256,7 +2256,7 @@
         <w:fldChar w:fldCharType="separate"/>
       </w:r>
       <w:r>
-        <w:t>32</w:t>
+        <w:t>33</w:t>
       </w:r>
       <w:r>
         <w:fldChar w:fldCharType="end"/>
@@ -2301,7 +2301,7 @@
         <w:fldChar w:fldCharType="separate"/>
       </w:r>
       <w:r>
-        <w:t>33</w:t>
+        <w:t>34</w:t>
       </w:r>
       <w:r>
         <w:fldChar w:fldCharType="end"/>
@@ -2346,7 +2346,7 @@
         <w:fldChar w:fldCharType="separate"/>
       </w:r>
       <w:r>
-        <w:t>33</w:t>
+        <w:t>34</w:t>
       </w:r>
       <w:r>
         <w:fldChar w:fldCharType="end"/>
@@ -2391,7 +2391,7 @@
         <w:fldChar w:fldCharType="separate"/>
       </w:r>
       <w:r>
-        <w:t>33</w:t>
+        <w:t>34</w:t>
       </w:r>
       <w:r>
         <w:fldChar w:fldCharType="end"/>
@@ -2436,7 +2436,7 @@
         <w:fldChar w:fldCharType="separate"/>
       </w:r>
       <w:r>
-        <w:t>37</w:t>
+        <w:t>38</w:t>
       </w:r>
       <w:r>
         <w:fldChar w:fldCharType="end"/>
@@ -2481,7 +2481,7 @@
         <w:fldChar w:fldCharType="separate"/>
       </w:r>
       <w:r>
-        <w:t>38</w:t>
+        <w:t>39</w:t>
       </w:r>
       <w:r>
         <w:fldChar w:fldCharType="end"/>
@@ -2526,7 +2526,7 @@
         <w:fldChar w:fldCharType="separate"/>
       </w:r>
       <w:r>
-        <w:t>38</w:t>
+        <w:t>39</w:t>
       </w:r>
       <w:r>
         <w:fldChar w:fldCharType="end"/>
@@ -2571,7 +2571,7 @@
         <w:fldChar w:fldCharType="separate"/>
       </w:r>
       <w:r>
-        <w:t>38</w:t>
+        <w:t>39</w:t>
       </w:r>
       <w:r>
         <w:fldChar w:fldCharType="end"/>
@@ -2616,7 +2616,7 @@
         <w:fldChar w:fldCharType="separate"/>
       </w:r>
       <w:r>
-        <w:t>38</w:t>
+        <w:t>39</w:t>
       </w:r>
       <w:r>
         <w:fldChar w:fldCharType="end"/>
@@ -2661,7 +2661,7 @@
         <w:fldChar w:fldCharType="separate"/>
       </w:r>
       <w:r>
-        <w:t>38</w:t>
+        <w:t>39</w:t>
       </w:r>
       <w:r>
         <w:fldChar w:fldCharType="end"/>
@@ -2706,7 +2706,7 @@
         <w:fldChar w:fldCharType="separate"/>
       </w:r>
       <w:r>
-        <w:t>39</w:t>
+        <w:t>40</w:t>
       </w:r>
       <w:r>
         <w:fldChar w:fldCharType="end"/>
@@ -2751,7 +2751,7 @@
         <w:fldChar w:fldCharType="separate"/>
       </w:r>
       <w:r>
-        <w:t>40</w:t>
+        <w:t>41</w:t>
       </w:r>
       <w:r>
         <w:fldChar w:fldCharType="end"/>
@@ -2796,7 +2796,7 @@
         <w:fldChar w:fldCharType="separate"/>
       </w:r>
       <w:r>
-        <w:t>40</w:t>
+        <w:t>41</w:t>
       </w:r>
       <w:r>
         <w:fldChar w:fldCharType="end"/>
@@ -2841,7 +2841,7 @@
         <w:fldChar w:fldCharType="separate"/>
       </w:r>
       <w:r>
-        <w:t>42</w:t>
+        <w:t>43</w:t>
       </w:r>
       <w:r>
         <w:fldChar w:fldCharType="end"/>
@@ -2886,7 +2886,7 @@
         <w:fldChar w:fldCharType="separate"/>
       </w:r>
       <w:r>
-        <w:t>43</w:t>
+        <w:t>44</w:t>
       </w:r>
       <w:r>
         <w:fldChar w:fldCharType="end"/>
@@ -2931,7 +2931,7 @@
         <w:fldChar w:fldCharType="separate"/>
       </w:r>
       <w:r>
-        <w:t>45</w:t>
+        <w:t>46</w:t>
       </w:r>
       <w:r>
         <w:fldChar w:fldCharType="end"/>
@@ -2976,7 +2976,7 @@
         <w:fldChar w:fldCharType="separate"/>
       </w:r>
       <w:r>
-        <w:t>47</w:t>
+        <w:t>48</w:t>
       </w:r>
       <w:r>
         <w:fldChar w:fldCharType="end"/>
@@ -5908,7 +5908,7 @@
           <w:sz w:val="26"/>
           <w:szCs w:val="26"/>
         </w:rPr>
-        <w:t xml:space="preserve">Hỏi liên tục cũng có giới hạn: khi học sinh thiếu kiến thức nền, thêm một câu hỏi không giúp em suy luận được. Wood, Bruner và Ross (1976) quan sát người dạy hướng dẫn trẻ từ 3 đến 5 tuổi lắp một mô hình ba chiều bằng các khối lồng vào nhau, và dùng hình ảnh giàn giáo (scaffolding) để mô tả sáu chức năng của người dạy: thu hút người học vào nhiệm vụ, giảm bậc tự do của nhiệm vụ, duy trì hướng tới mục tiêu, đánh dấu những đặc điểm quan trọng, kiểm soát sự nản chí, và làm mẫu (tài liệu [15]). Đối tượng và nhiệm vụ trong nghiên cứu đó khác hẳn đề tài này, nên đề tài chỉ mượn cách chia chức năng để thiết kế ba nấc hỗ trợ khi học sinh bế tắc (mục D.2.1.1). Theo cách đối chiếu của nhóm, nấc 2 (giải mẫu một bài cùng dạng) ứng với chức năng làm mẫu; nấc 3 (làm hộ đúng một bước rồi trả bước sau cho học sinh) ứng với chức năng giảm bậc tự do; lệnh cấm gia sư nói "dễ thôi" ứng với chức năng kiểm soát sự nản chí.</w:t>
+        <w:t xml:space="preserve">Hỏi liên tục cũng có giới hạn: khi học sinh thiếu kiến thức nền, thêm một câu hỏi không giúp em suy luận được. Wood, Bruner và Ross (1976) quan sát người dạy hướng dẫn trẻ từ 3 đến 5 tuổi lắp một mô hình ba chiều bằng các khối lồng vào nhau, và dùng hình ảnh giàn giáo (scaffolding) để mô tả sáu chức năng của người dạy: thu hút người học vào nhiệm vụ, giảm bậc tự do của nhiệm vụ, duy trì hướng tới mục tiêu, đánh dấu những đặc điểm quan trọng, kiểm soát sự nản chí, và làm mẫu (tài liệu [15]). Đối tượng và nhiệm vụ trong nghiên cứu đó khác hẳn đề tài này, nên đề tài chỉ mượn cách chia chức năng để thiết kế bốn nấc hỗ trợ khi học sinh bế tắc (mục D.2.1.1). Theo cách đối chiếu của nhóm, nấc 2 (thu hẹp câu hỏi, cho sẵn một dữ kiện trung gian rồi hỏi một bước nhỏ) ứng với chức năng giảm bậc tự do và đánh dấu đặc điểm quan trọng; nấc 3 (giải mẫu một bài cùng dạng) ứng với chức năng làm mẫu; nấc 4 (làm hộ đúng một bước rồi trả bước sau cho học sinh) ứng với chức năng giảm bậc tự do ở mức cao nhất; lệnh cấm gia sư nói "dễ thôi" ứng với chức năng kiểm soát sự nản chí.</w:t>
       </w:r>
     </w:p>
     <w:p>
@@ -10791,7 +10791,7 @@
           <w:sz w:val="24"/>
           <w:szCs w:val="24"/>
         </w:rPr>
-        <w:t>Bảng 10. Ba nấc hỗ trợ khi học sinh bế tắc</w:t>
+        <w:t>Bảng 10. Bốn nấc hỗ trợ khi học sinh bế tắc</w:t>
       </w:r>
     </w:p>
     <w:tbl>
@@ -10807,7 +10807,7 @@
           <w:insideH w:val="single" w:color="auto" w:sz="4" w:space="0"/>
           <w:insideV w:val="single" w:color="auto" w:sz="4" w:space="0"/>
         </w:tblBorders>
-        <w:tblLayout w:type="autofit"/>
+        <w:tblLayout w:type="fixed"/>
         <w:tblCellMar>
           <w:top w:w="0" w:type="dxa"/>
           <w:left w:w="10" w:type="dxa"/>
@@ -10816,32 +10816,16 @@
         </w:tblCellMar>
       </w:tblPr>
       <w:tblGrid>
-        <w:gridCol w:w="2513"/>
-        <w:gridCol w:w="6559"/>
+        <w:gridCol w:w="2358"/>
+        <w:gridCol w:w="6714"/>
       </w:tblGrid>
       <w:tr>
-        <w:tblPrEx>
-          <w:tblBorders>
-            <w:top w:val="single" w:color="auto" w:sz="4" w:space="0"/>
-            <w:left w:val="single" w:color="auto" w:sz="4" w:space="0"/>
-            <w:bottom w:val="single" w:color="auto" w:sz="4" w:space="0"/>
-            <w:right w:val="single" w:color="auto" w:sz="4" w:space="0"/>
-            <w:insideH w:val="single" w:color="auto" w:sz="4" w:space="0"/>
-            <w:insideV w:val="single" w:color="auto" w:sz="4" w:space="0"/>
-          </w:tblBorders>
-          <w:tblCellMar>
-            <w:top w:w="0" w:type="dxa"/>
-            <w:left w:w="10" w:type="dxa"/>
-            <w:bottom w:w="0" w:type="dxa"/>
-            <w:right w:w="10" w:type="dxa"/>
-          </w:tblCellMar>
-        </w:tblPrEx>
         <w:trPr>
           <w:tblHeader/>
         </w:trPr>
         <w:tc>
           <w:tcPr>
-            <w:tcW w:w="2513" w:type="dxa"/>
+            <w:tcW w:w="2358" w:type="dxa"/>
             <w:shd w:val="clear" w:color="auto" w:fill="E7ECF2"/>
             <w:tcMar>
               <w:top w:w="50" w:type="dxa"/>
@@ -10864,13 +10848,13 @@
                 <w:sz w:val="24"/>
                 <w:szCs w:val="24"/>
               </w:rPr>
-              <w:t>Số lần bế tắc liên tiếp</w:t>
-            </w:r>
-          </w:p>
-        </w:tc>
-        <w:tc>
-          <w:tcPr>
-            <w:tcW w:w="6559" w:type="dxa"/>
+              <w:t xml:space="preserve">Số lần bế tắc liên tiếp</w:t>
+            </w:r>
+          </w:p>
+        </w:tc>
+        <w:tc>
+          <w:tcPr>
+            <w:tcW w:w="6714" w:type="dxa"/>
             <w:shd w:val="clear" w:color="auto" w:fill="E7ECF2"/>
             <w:tcMar>
               <w:top w:w="50" w:type="dxa"/>
@@ -10893,229 +10877,223 @@
                 <w:sz w:val="24"/>
                 <w:szCs w:val="24"/>
               </w:rPr>
-              <w:t>Việc gia sư phải làm</w:t>
+              <w:t xml:space="preserve">Việc gia sư phải làm</w:t>
             </w:r>
           </w:p>
         </w:tc>
       </w:tr>
       <w:tr>
-        <w:tblPrEx>
-          <w:tblBorders>
-            <w:top w:val="single" w:color="auto" w:sz="4" w:space="0"/>
-            <w:left w:val="single" w:color="auto" w:sz="4" w:space="0"/>
-            <w:bottom w:val="single" w:color="auto" w:sz="4" w:space="0"/>
-            <w:right w:val="single" w:color="auto" w:sz="4" w:space="0"/>
-            <w:insideH w:val="single" w:color="auto" w:sz="4" w:space="0"/>
-            <w:insideV w:val="single" w:color="auto" w:sz="4" w:space="0"/>
-          </w:tblBorders>
-          <w:tblCellMar>
-            <w:top w:w="0" w:type="dxa"/>
-            <w:left w:w="10" w:type="dxa"/>
-            <w:bottom w:w="0" w:type="dxa"/>
-            <w:right w:w="10" w:type="dxa"/>
-          </w:tblCellMar>
-        </w:tblPrEx>
-        <w:tc>
-          <w:tcPr>
-            <w:tcW w:w="2513" w:type="dxa"/>
-            <w:tcMar>
-              <w:top w:w="50" w:type="dxa"/>
-              <w:left w:w="100" w:type="dxa"/>
-              <w:bottom w:w="50" w:type="dxa"/>
-              <w:right w:w="100" w:type="dxa"/>
-            </w:tcMar>
-            <w:vAlign w:val="center"/>
-          </w:tcPr>
-          <w:p>
-            <w:pPr>
-              <w:spacing w:before="0" w:after="0" w:line="276" w:lineRule="auto"/>
-              <w:jc w:val="center"/>
-            </w:pPr>
-            <w:r>
-              <w:rPr>
-                <w:rFonts w:ascii="Times New Roman" w:hAnsi="Times New Roman" w:eastAsia="Times New Roman" w:cs="Times New Roman"/>
-                <w:b w:val="0"/>
-                <w:bCs w:val="0"/>
-                <w:sz w:val="24"/>
-                <w:szCs w:val="24"/>
-              </w:rPr>
-              <w:t>1</w:t>
-            </w:r>
-          </w:p>
-        </w:tc>
-        <w:tc>
-          <w:tcPr>
-            <w:tcW w:w="6559" w:type="dxa"/>
-            <w:tcMar>
-              <w:top w:w="50" w:type="dxa"/>
-              <w:left w:w="100" w:type="dxa"/>
-              <w:bottom w:w="50" w:type="dxa"/>
-              <w:right w:w="100" w:type="dxa"/>
-            </w:tcMar>
-            <w:vAlign w:val="center"/>
-          </w:tcPr>
-          <w:p>
-            <w:pPr>
-              <w:spacing w:before="0" w:after="0" w:line="276" w:lineRule="auto"/>
-              <w:jc w:val="left"/>
-            </w:pPr>
-            <w:r>
-              <w:rPr>
-                <w:rFonts w:ascii="Times New Roman" w:hAnsi="Times New Roman" w:eastAsia="Times New Roman" w:cs="Times New Roman"/>
-                <w:b w:val="0"/>
-                <w:bCs w:val="0"/>
-                <w:sz w:val="24"/>
-                <w:szCs w:val="24"/>
-              </w:rPr>
-              <w:t>Hỏi một câu chẩn đoán có ba lựa chọn: chưa hiểu đề, chưa nhớ kiến thức, hay vướng phép tính</w:t>
+        <w:tc>
+          <w:tcPr>
+            <w:tcW w:w="2358" w:type="dxa"/>
+            <w:tcMar>
+              <w:top w:w="50" w:type="dxa"/>
+              <w:left w:w="100" w:type="dxa"/>
+              <w:bottom w:w="50" w:type="dxa"/>
+              <w:right w:w="100" w:type="dxa"/>
+            </w:tcMar>
+            <w:vAlign w:val="center"/>
+          </w:tcPr>
+          <w:p>
+            <w:pPr>
+              <w:spacing w:before="0" w:after="0" w:line="276" w:lineRule="auto"/>
+              <w:jc w:val="center"/>
+            </w:pPr>
+            <w:r>
+              <w:rPr>
+                <w:rFonts w:ascii="Times New Roman" w:hAnsi="Times New Roman" w:eastAsia="Times New Roman" w:cs="Times New Roman"/>
+                <w:sz w:val="24"/>
+                <w:szCs w:val="24"/>
+              </w:rPr>
+              <w:t xml:space="preserve">1</w:t>
+            </w:r>
+          </w:p>
+        </w:tc>
+        <w:tc>
+          <w:tcPr>
+            <w:tcW w:w="6714" w:type="dxa"/>
+            <w:tcMar>
+              <w:top w:w="50" w:type="dxa"/>
+              <w:left w:w="100" w:type="dxa"/>
+              <w:bottom w:w="50" w:type="dxa"/>
+              <w:right w:w="100" w:type="dxa"/>
+            </w:tcMar>
+            <w:vAlign w:val="center"/>
+          </w:tcPr>
+          <w:p>
+            <w:pPr>
+              <w:spacing w:before="0" w:after="0" w:line="276" w:lineRule="auto"/>
+              <w:jc w:val="left"/>
+            </w:pPr>
+            <w:r>
+              <w:rPr>
+                <w:rFonts w:ascii="Times New Roman" w:hAnsi="Times New Roman" w:eastAsia="Times New Roman" w:cs="Times New Roman"/>
+                <w:sz w:val="24"/>
+                <w:szCs w:val="24"/>
+              </w:rPr>
+              <w:t xml:space="preserve">Hỏi một câu chẩn đoán có ba lựa chọn: chưa hiểu đề, chưa nhớ kiến thức, hay vướng phép tính</w:t>
             </w:r>
           </w:p>
         </w:tc>
       </w:tr>
       <w:tr>
-        <w:tblPrEx>
-          <w:tblBorders>
-            <w:top w:val="single" w:color="auto" w:sz="4" w:space="0"/>
-            <w:left w:val="single" w:color="auto" w:sz="4" w:space="0"/>
-            <w:bottom w:val="single" w:color="auto" w:sz="4" w:space="0"/>
-            <w:right w:val="single" w:color="auto" w:sz="4" w:space="0"/>
-            <w:insideH w:val="single" w:color="auto" w:sz="4" w:space="0"/>
-            <w:insideV w:val="single" w:color="auto" w:sz="4" w:space="0"/>
-          </w:tblBorders>
-          <w:tblCellMar>
-            <w:top w:w="0" w:type="dxa"/>
-            <w:left w:w="10" w:type="dxa"/>
-            <w:bottom w:w="0" w:type="dxa"/>
-            <w:right w:w="10" w:type="dxa"/>
-          </w:tblCellMar>
-        </w:tblPrEx>
-        <w:tc>
-          <w:tcPr>
-            <w:tcW w:w="2513" w:type="dxa"/>
-            <w:tcMar>
-              <w:top w:w="50" w:type="dxa"/>
-              <w:left w:w="100" w:type="dxa"/>
-              <w:bottom w:w="50" w:type="dxa"/>
-              <w:right w:w="100" w:type="dxa"/>
-            </w:tcMar>
-            <w:vAlign w:val="center"/>
-          </w:tcPr>
-          <w:p>
-            <w:pPr>
-              <w:spacing w:before="0" w:after="0" w:line="276" w:lineRule="auto"/>
-              <w:jc w:val="center"/>
-            </w:pPr>
-            <w:r>
-              <w:rPr>
-                <w:rFonts w:ascii="Times New Roman" w:hAnsi="Times New Roman" w:eastAsia="Times New Roman" w:cs="Times New Roman"/>
-                <w:b w:val="0"/>
-                <w:bCs w:val="0"/>
-                <w:sz w:val="24"/>
-                <w:szCs w:val="24"/>
-              </w:rPr>
-              <w:t>2</w:t>
-            </w:r>
-          </w:p>
-        </w:tc>
-        <w:tc>
-          <w:tcPr>
-            <w:tcW w:w="6559" w:type="dxa"/>
-            <w:tcMar>
-              <w:top w:w="50" w:type="dxa"/>
-              <w:left w:w="100" w:type="dxa"/>
-              <w:bottom w:w="50" w:type="dxa"/>
-              <w:right w:w="100" w:type="dxa"/>
-            </w:tcMar>
-            <w:vAlign w:val="center"/>
-          </w:tcPr>
-          <w:p>
-            <w:pPr>
-              <w:spacing w:before="0" w:after="0" w:line="276" w:lineRule="auto"/>
-              <w:jc w:val="left"/>
-            </w:pPr>
-            <w:r>
-              <w:rPr>
-                <w:rFonts w:ascii="Times New Roman" w:hAnsi="Times New Roman" w:eastAsia="Times New Roman" w:cs="Times New Roman"/>
-                <w:b w:val="0"/>
-                <w:bCs w:val="0"/>
-                <w:sz w:val="24"/>
-                <w:szCs w:val="24"/>
-              </w:rPr>
-              <w:t>Giải mẫu trọn một bài cùng dạng khác số liệu, rồi mời em làm bài gốc từ bước đầu</w:t>
+        <w:tc>
+          <w:tcPr>
+            <w:tcW w:w="2358" w:type="dxa"/>
+            <w:tcMar>
+              <w:top w:w="50" w:type="dxa"/>
+              <w:left w:w="100" w:type="dxa"/>
+              <w:bottom w:w="50" w:type="dxa"/>
+              <w:right w:w="100" w:type="dxa"/>
+            </w:tcMar>
+            <w:vAlign w:val="center"/>
+          </w:tcPr>
+          <w:p>
+            <w:pPr>
+              <w:spacing w:before="0" w:after="0" w:line="276" w:lineRule="auto"/>
+              <w:jc w:val="center"/>
+            </w:pPr>
+            <w:r>
+              <w:rPr>
+                <w:rFonts w:ascii="Times New Roman" w:hAnsi="Times New Roman" w:eastAsia="Times New Roman" w:cs="Times New Roman"/>
+                <w:sz w:val="24"/>
+                <w:szCs w:val="24"/>
+              </w:rPr>
+              <w:t xml:space="preserve">2</w:t>
+            </w:r>
+          </w:p>
+        </w:tc>
+        <w:tc>
+          <w:tcPr>
+            <w:tcW w:w="6714" w:type="dxa"/>
+            <w:tcMar>
+              <w:top w:w="50" w:type="dxa"/>
+              <w:left w:w="100" w:type="dxa"/>
+              <w:bottom w:w="50" w:type="dxa"/>
+              <w:right w:w="100" w:type="dxa"/>
+            </w:tcMar>
+            <w:vAlign w:val="center"/>
+          </w:tcPr>
+          <w:p>
+            <w:pPr>
+              <w:spacing w:before="0" w:after="0" w:line="276" w:lineRule="auto"/>
+              <w:jc w:val="left"/>
+            </w:pPr>
+            <w:r>
+              <w:rPr>
+                <w:rFonts w:ascii="Times New Roman" w:hAnsi="Times New Roman" w:eastAsia="Times New Roman" w:cs="Times New Roman"/>
+                <w:sz w:val="24"/>
+                <w:szCs w:val="24"/>
+              </w:rPr>
+              <w:t xml:space="preserve">Thu hẹp câu hỏi: cho sẵn một dữ kiện trung gian rồi hỏi đúng một bước nhỏ liền sau đó, hoặc đổi câu hỏi mở thành câu hỏi có sẵn 2 đến 4 lựa chọn. Chưa đưa đáp án, chưa giải mẫu</w:t>
             </w:r>
           </w:p>
         </w:tc>
       </w:tr>
       <w:tr>
-        <w:tblPrEx>
-          <w:tblBorders>
-            <w:top w:val="single" w:color="auto" w:sz="4" w:space="0"/>
-            <w:left w:val="single" w:color="auto" w:sz="4" w:space="0"/>
-            <w:bottom w:val="single" w:color="auto" w:sz="4" w:space="0"/>
-            <w:right w:val="single" w:color="auto" w:sz="4" w:space="0"/>
-            <w:insideH w:val="single" w:color="auto" w:sz="4" w:space="0"/>
-            <w:insideV w:val="single" w:color="auto" w:sz="4" w:space="0"/>
-          </w:tblBorders>
-          <w:tblCellMar>
-            <w:top w:w="0" w:type="dxa"/>
-            <w:left w:w="10" w:type="dxa"/>
-            <w:bottom w:w="0" w:type="dxa"/>
-            <w:right w:w="10" w:type="dxa"/>
-          </w:tblCellMar>
-        </w:tblPrEx>
-        <w:tc>
-          <w:tcPr>
-            <w:tcW w:w="2513" w:type="dxa"/>
-            <w:tcMar>
-              <w:top w:w="50" w:type="dxa"/>
-              <w:left w:w="100" w:type="dxa"/>
-              <w:bottom w:w="50" w:type="dxa"/>
-              <w:right w:w="100" w:type="dxa"/>
-            </w:tcMar>
-            <w:vAlign w:val="center"/>
-          </w:tcPr>
-          <w:p>
-            <w:pPr>
-              <w:spacing w:before="0" w:after="0" w:line="276" w:lineRule="auto"/>
-              <w:jc w:val="left"/>
-            </w:pPr>
-            <w:r>
-              <w:rPr>
-                <w:rFonts w:ascii="Times New Roman" w:hAnsi="Times New Roman" w:eastAsia="Times New Roman" w:cs="Times New Roman"/>
-                <w:b w:val="0"/>
-                <w:bCs w:val="0"/>
-                <w:sz w:val="24"/>
-                <w:szCs w:val="24"/>
-              </w:rPr>
-              <w:t>3 trở lên</w:t>
-            </w:r>
-          </w:p>
-        </w:tc>
-        <w:tc>
-          <w:tcPr>
-            <w:tcW w:w="6559" w:type="dxa"/>
-            <w:tcMar>
-              <w:top w:w="50" w:type="dxa"/>
-              <w:left w:w="100" w:type="dxa"/>
-              <w:bottom w:w="50" w:type="dxa"/>
-              <w:right w:w="100" w:type="dxa"/>
-            </w:tcMar>
-            <w:vAlign w:val="center"/>
-          </w:tcPr>
-          <w:p>
-            <w:pPr>
-              <w:spacing w:before="0" w:after="0" w:line="276" w:lineRule="auto"/>
-              <w:jc w:val="left"/>
-            </w:pPr>
-            <w:r>
-              <w:rPr>
-                <w:rFonts w:ascii="Times New Roman" w:hAnsi="Times New Roman" w:eastAsia="Times New Roman" w:cs="Times New Roman"/>
-                <w:b w:val="0"/>
-                <w:bCs w:val="0"/>
-                <w:sz w:val="24"/>
-                <w:szCs w:val="24"/>
-              </w:rPr>
-              <w:t>Làm hộ bước hiện tại của bài gốc, giải thích vì sao, rồi giao bước kế tiếp cho em</w:t>
+        <w:tc>
+          <w:tcPr>
+            <w:tcW w:w="2358" w:type="dxa"/>
+            <w:tcMar>
+              <w:top w:w="50" w:type="dxa"/>
+              <w:left w:w="100" w:type="dxa"/>
+              <w:bottom w:w="50" w:type="dxa"/>
+              <w:right w:w="100" w:type="dxa"/>
+            </w:tcMar>
+            <w:vAlign w:val="center"/>
+          </w:tcPr>
+          <w:p>
+            <w:pPr>
+              <w:spacing w:before="0" w:after="0" w:line="276" w:lineRule="auto"/>
+              <w:jc w:val="center"/>
+            </w:pPr>
+            <w:r>
+              <w:rPr>
+                <w:rFonts w:ascii="Times New Roman" w:hAnsi="Times New Roman" w:eastAsia="Times New Roman" w:cs="Times New Roman"/>
+                <w:sz w:val="24"/>
+                <w:szCs w:val="24"/>
+              </w:rPr>
+              <w:t xml:space="preserve">3</w:t>
+            </w:r>
+          </w:p>
+        </w:tc>
+        <w:tc>
+          <w:tcPr>
+            <w:tcW w:w="6714" w:type="dxa"/>
+            <w:tcMar>
+              <w:top w:w="50" w:type="dxa"/>
+              <w:left w:w="100" w:type="dxa"/>
+              <w:bottom w:w="50" w:type="dxa"/>
+              <w:right w:w="100" w:type="dxa"/>
+            </w:tcMar>
+            <w:vAlign w:val="center"/>
+          </w:tcPr>
+          <w:p>
+            <w:pPr>
+              <w:spacing w:before="0" w:after="0" w:line="276" w:lineRule="auto"/>
+              <w:jc w:val="left"/>
+            </w:pPr>
+            <w:r>
+              <w:rPr>
+                <w:rFonts w:ascii="Times New Roman" w:hAnsi="Times New Roman" w:eastAsia="Times New Roman" w:cs="Times New Roman"/>
+                <w:sz w:val="24"/>
+                <w:szCs w:val="24"/>
+              </w:rPr>
+              <w:t xml:space="preserve">Giải mẫu trọn một bài cùng dạng khác số liệu, rồi mời em làm bài gốc từ bước đầu</w:t>
+            </w:r>
+          </w:p>
+        </w:tc>
+      </w:tr>
+      <w:tr>
+        <w:tc>
+          <w:tcPr>
+            <w:tcW w:w="2358" w:type="dxa"/>
+            <w:tcMar>
+              <w:top w:w="50" w:type="dxa"/>
+              <w:left w:w="100" w:type="dxa"/>
+              <w:bottom w:w="50" w:type="dxa"/>
+              <w:right w:w="100" w:type="dxa"/>
+            </w:tcMar>
+            <w:vAlign w:val="center"/>
+          </w:tcPr>
+          <w:p>
+            <w:pPr>
+              <w:spacing w:before="0" w:after="0" w:line="276" w:lineRule="auto"/>
+              <w:jc w:val="center"/>
+            </w:pPr>
+            <w:r>
+              <w:rPr>
+                <w:rFonts w:ascii="Times New Roman" w:hAnsi="Times New Roman" w:eastAsia="Times New Roman" w:cs="Times New Roman"/>
+                <w:sz w:val="24"/>
+                <w:szCs w:val="24"/>
+              </w:rPr>
+              <w:t xml:space="preserve">4 trở lên</w:t>
+            </w:r>
+          </w:p>
+        </w:tc>
+        <w:tc>
+          <w:tcPr>
+            <w:tcW w:w="6714" w:type="dxa"/>
+            <w:tcMar>
+              <w:top w:w="50" w:type="dxa"/>
+              <w:left w:w="100" w:type="dxa"/>
+              <w:bottom w:w="50" w:type="dxa"/>
+              <w:right w:w="100" w:type="dxa"/>
+            </w:tcMar>
+            <w:vAlign w:val="center"/>
+          </w:tcPr>
+          <w:p>
+            <w:pPr>
+              <w:spacing w:before="0" w:after="0" w:line="276" w:lineRule="auto"/>
+              <w:jc w:val="left"/>
+            </w:pPr>
+            <w:r>
+              <w:rPr>
+                <w:rFonts w:ascii="Times New Roman" w:hAnsi="Times New Roman" w:eastAsia="Times New Roman" w:cs="Times New Roman"/>
+                <w:sz w:val="24"/>
+                <w:szCs w:val="24"/>
+              </w:rPr>
+              <w:t xml:space="preserve">Làm hộ bước hiện tại của bài gốc, giải thích vì sao, rồi giao bước kế tiếp cho em</w:t>
             </w:r>
           </w:p>
         </w:tc>
@@ -11138,7 +11116,7 @@
           <w:sz w:val="26"/>
           <w:szCs w:val="26"/>
         </w:rPr>
-        <w:t>Ở cả ba nấc, gia sư không được nói "dễ thôi", "đơn giản thôi" và không được đẩy em sang làm bài kiểm tra.</w:t>
+        <w:t>Ở cả bốn nấc, gia sư không được nói "dễ thôi", "đơn giản thôi" và không được đẩy em sang làm bài kiểm tra.</w:t>
       </w:r>
       <w:r>
         <w:rPr>
@@ -11146,7 +11124,22 @@
           <w:sz w:val="26"/>
           <w:szCs w:val="26"/>
         </w:rPr>
-        <w:t xml:space="preserve"> Cách thiết kế ba nấc dựa trên các chức năng giàn giáo trình bày ở mục C.2.1.2.</w:t>
+        <w:t xml:space="preserve"> Cách thiết kế bốn nấc dựa trên các chức năng giàn giáo trình bày ở mục C.2.1.2.</w:t>
+      </w:r>
+    </w:p>
+    <w:p>
+      <w:pPr>
+        <w:spacing w:after="120" w:line="312" w:lineRule="auto"/>
+        <w:ind w:firstLine="567"/>
+        <w:jc w:val="both"/>
+      </w:pPr>
+      <w:r>
+        <w:rPr>
+          <w:rFonts w:ascii="Times New Roman" w:hAnsi="Times New Roman" w:eastAsia="Times New Roman" w:cs="Times New Roman"/>
+          <w:sz w:val="26"/>
+          <w:szCs w:val="26"/>
+        </w:rPr>
+        <w:t xml:space="preserve">Nấc 2 được chèn thêm ngày 18/09/2026 theo yêu cầu của chủ dự án: khi em bế tắc sau hai lượt hỏi thì hạ độ mở của câu hỏi trước đã, chưa nhảy sang giải mẫu. Cùng đợt này, câu lệnh nhận thêm hai luật cho nhánh gợi mở (không nêu sẵn công thức trước khi em tự đề xuất; em tính sai thì chỉ chỗ cần xem lại rồi hỏi để em tự kiểm, không chữa hộ) và một luật dùng chung cho cả hai nhánh: bài làm có dấu hiệu không phải của em thì gia sư mời em giải thích lại bằng lời của chính mình hoặc đổi dữ kiện, không kết tội em.</w:t>
       </w:r>
     </w:p>
     <w:p>
@@ -18666,7 +18659,7 @@
           <w:sz w:val="26"/>
           <w:szCs w:val="26"/>
         </w:rPr>
-        <w:t xml:space="preserve">Ba nấc hỗ trợ ở Bảng 10 phân hoá học sinh ngay khi tự học ở nhà. Theo thiết kế, học sinh tự làm được thì không chạm nấc nào; học sinh bế tắc nhận hỗ trợ tăng theo số lần bế tắc liên tiếp, và ở nấc cao nhất gia sư chỉ làm hộ một bước. Hệ thống ghi lại nấc gợi ý của từng lượt (Bảng 16), nên giáo viên biết học sinh nào cần kèm thêm. Học sinh dựa vào nấc 3 để lấy lời giải sẽ bị lộ ở bài biến thể làm không có gia sư.</w:t>
+        <w:t xml:space="preserve">Bốn nấc hỗ trợ ở Bảng 10 phân hoá học sinh ngay khi tự học ở nhà. Theo thiết kế, học sinh tự làm được thì không chạm nấc nào; học sinh bế tắc nhận hỗ trợ tăng theo số lần bế tắc liên tiếp, và ở nấc cao nhất gia sư chỉ làm hộ một bước. Hệ thống ghi lại nấc gợi ý của từng lượt (Bảng 16), nên giáo viên biết học sinh nào cần kèm thêm. Học sinh dựa vào nấc 4 để lấy lời giải sẽ bị lộ ở bài biến thể làm không có gia sư.</w:t>
       </w:r>
     </w:p>
     <w:p>
@@ -29528,7 +29521,7 @@
                 <w:sz w:val="24"/>
                 <w:szCs w:val="24"/>
               </w:rPr>
-              <w:t xml:space="preserve">Đếm được bế tắc lần 2 liên tiếp; chèn chỉ dẫn nấc 2 vào câu lệnh.</w:t>
+              <w:t xml:space="preserve">Đếm được bế tắc lần 2 liên tiếp; chèn chỉ dẫn nấc 2 (thu hẹp câu hỏi) vào câu lệnh.</w:t>
             </w:r>
           </w:p>
         </w:tc>
@@ -29600,6 +29593,230 @@
                 <w:sz w:val="24"/>
                 <w:szCs w:val="24"/>
               </w:rPr>
+              <w:t xml:space="preserve">Mình thu hẹp lại cho dễ nhé. Thầy cho sẵn em một ý: đồng đứng sau hydrogen trong dãy hoạt động hoá học, nên không tác dụng với H₂SO₄ loãng. Vậy với H₂SO₄ đặc, nóng thì khí sinh ra là khí nào: $\ce{H2}$, $\ce{SO2}$ hay $\ce{O2}$?</w:t>
+            </w:r>
+          </w:p>
+        </w:tc>
+        <w:tc>
+          <w:tcPr>
+            <w:tcW w:w="1997" w:type="dxa"/>
+            <w:tcMar>
+              <w:top w:w="50" w:type="dxa"/>
+              <w:left w:w="100" w:type="dxa"/>
+              <w:bottom w:w="50" w:type="dxa"/>
+              <w:right w:w="100" w:type="dxa"/>
+            </w:tcMar>
+            <w:vAlign w:val="center"/>
+          </w:tcPr>
+          <w:p>
+            <w:pPr>
+              <w:spacing w:before="0" w:after="0" w:line="276" w:lineRule="auto"/>
+              <w:jc w:val="left"/>
+            </w:pPr>
+            <w:r>
+              <w:rPr>
+                <w:rFonts w:ascii="Times New Roman" w:hAnsi="Times New Roman" w:eastAsia="Times New Roman" w:cs="Times New Roman"/>
+                <w:sz w:val="24"/>
+                <w:szCs w:val="24"/>
+              </w:rPr>
+              <w:t xml:space="preserve">B2; kiểm tra hiểu (nấc 2)</w:t>
+            </w:r>
+          </w:p>
+        </w:tc>
+      </w:tr>
+      <w:tr>
+        <w:tc>
+          <w:tcPr>
+            <w:tcW w:w="1451" w:type="dxa"/>
+            <w:tcMar>
+              <w:top w:w="50" w:type="dxa"/>
+              <w:left w:w="100" w:type="dxa"/>
+              <w:bottom w:w="50" w:type="dxa"/>
+              <w:right w:w="100" w:type="dxa"/>
+            </w:tcMar>
+            <w:vAlign w:val="center"/>
+          </w:tcPr>
+          <w:p>
+            <w:pPr>
+              <w:spacing w:before="0" w:after="0" w:line="276" w:lineRule="auto"/>
+              <w:jc w:val="center"/>
+            </w:pPr>
+            <w:r>
+              <w:rPr>
+                <w:rFonts w:ascii="Times New Roman" w:hAnsi="Times New Roman" w:eastAsia="Times New Roman" w:cs="Times New Roman"/>
+                <w:sz w:val="24"/>
+                <w:szCs w:val="24"/>
+              </w:rPr>
+              <w:t xml:space="preserve">Học sinh</w:t>
+            </w:r>
+          </w:p>
+        </w:tc>
+        <w:tc>
+          <w:tcPr>
+            <w:tcW w:w="5624" w:type="dxa"/>
+            <w:tcMar>
+              <w:top w:w="50" w:type="dxa"/>
+              <w:left w:w="100" w:type="dxa"/>
+              <w:bottom w:w="50" w:type="dxa"/>
+              <w:right w:w="100" w:type="dxa"/>
+            </w:tcMar>
+            <w:vAlign w:val="center"/>
+          </w:tcPr>
+          <w:p>
+            <w:pPr>
+              <w:spacing w:before="0" w:after="0" w:line="276" w:lineRule="auto"/>
+              <w:jc w:val="left"/>
+            </w:pPr>
+            <w:r>
+              <w:rPr>
+                <w:rFonts w:ascii="Times New Roman" w:hAnsi="Times New Roman" w:eastAsia="Times New Roman" w:cs="Times New Roman"/>
+                <w:sz w:val="24"/>
+                <w:szCs w:val="24"/>
+              </w:rPr>
+              <w:t xml:space="preserve">em chịu thôi</w:t>
+            </w:r>
+          </w:p>
+        </w:tc>
+        <w:tc>
+          <w:tcPr>
+            <w:tcW w:w="1997" w:type="dxa"/>
+            <w:tcMar>
+              <w:top w:w="50" w:type="dxa"/>
+              <w:left w:w="100" w:type="dxa"/>
+              <w:bottom w:w="50" w:type="dxa"/>
+              <w:right w:w="100" w:type="dxa"/>
+            </w:tcMar>
+            <w:vAlign w:val="center"/>
+          </w:tcPr>
+          <w:p>
+            <w:pPr>
+              <w:spacing w:before="0" w:after="0" w:line="276" w:lineRule="auto"/>
+              <w:jc w:val="left"/>
+            </w:pPr>
+          </w:p>
+        </w:tc>
+      </w:tr>
+      <w:tr>
+        <w:tc>
+          <w:tcPr>
+            <w:tcW w:w="1451" w:type="dxa"/>
+            <w:tcMar>
+              <w:top w:w="50" w:type="dxa"/>
+              <w:left w:w="100" w:type="dxa"/>
+              <w:bottom w:w="50" w:type="dxa"/>
+              <w:right w:w="100" w:type="dxa"/>
+            </w:tcMar>
+            <w:vAlign w:val="center"/>
+          </w:tcPr>
+          <w:p>
+            <w:pPr>
+              <w:spacing w:before="0" w:after="0" w:line="276" w:lineRule="auto"/>
+              <w:jc w:val="center"/>
+            </w:pPr>
+            <w:r>
+              <w:rPr>
+                <w:rFonts w:ascii="Times New Roman" w:hAnsi="Times New Roman" w:eastAsia="Times New Roman" w:cs="Times New Roman"/>
+                <w:sz w:val="24"/>
+                <w:szCs w:val="24"/>
+              </w:rPr>
+              <w:t xml:space="preserve">Hệ thống</w:t>
+            </w:r>
+          </w:p>
+        </w:tc>
+        <w:tc>
+          <w:tcPr>
+            <w:tcW w:w="5624" w:type="dxa"/>
+            <w:tcMar>
+              <w:top w:w="50" w:type="dxa"/>
+              <w:left w:w="100" w:type="dxa"/>
+              <w:bottom w:w="50" w:type="dxa"/>
+              <w:right w:w="100" w:type="dxa"/>
+            </w:tcMar>
+            <w:vAlign w:val="center"/>
+          </w:tcPr>
+          <w:p>
+            <w:pPr>
+              <w:spacing w:before="0" w:after="0" w:line="276" w:lineRule="auto"/>
+              <w:jc w:val="left"/>
+            </w:pPr>
+            <w:r>
+              <w:rPr>
+                <w:rFonts w:ascii="Times New Roman" w:hAnsi="Times New Roman" w:eastAsia="Times New Roman" w:cs="Times New Roman"/>
+                <w:sz w:val="24"/>
+                <w:szCs w:val="24"/>
+              </w:rPr>
+              <w:t xml:space="preserve">Đếm được bế tắc lần 3 liên tiếp; chèn chỉ dẫn nấc 3 (giải mẫu) vào câu lệnh.</w:t>
+            </w:r>
+          </w:p>
+        </w:tc>
+        <w:tc>
+          <w:tcPr>
+            <w:tcW w:w="1997" w:type="dxa"/>
+            <w:tcMar>
+              <w:top w:w="50" w:type="dxa"/>
+              <w:left w:w="100" w:type="dxa"/>
+              <w:bottom w:w="50" w:type="dxa"/>
+              <w:right w:w="100" w:type="dxa"/>
+            </w:tcMar>
+            <w:vAlign w:val="center"/>
+          </w:tcPr>
+          <w:p>
+            <w:pPr>
+              <w:spacing w:before="0" w:after="0" w:line="276" w:lineRule="auto"/>
+              <w:jc w:val="left"/>
+            </w:pPr>
+          </w:p>
+        </w:tc>
+      </w:tr>
+      <w:tr>
+        <w:tc>
+          <w:tcPr>
+            <w:tcW w:w="1451" w:type="dxa"/>
+            <w:tcMar>
+              <w:top w:w="50" w:type="dxa"/>
+              <w:left w:w="100" w:type="dxa"/>
+              <w:bottom w:w="50" w:type="dxa"/>
+              <w:right w:w="100" w:type="dxa"/>
+            </w:tcMar>
+            <w:vAlign w:val="center"/>
+          </w:tcPr>
+          <w:p>
+            <w:pPr>
+              <w:spacing w:before="0" w:after="0" w:line="276" w:lineRule="auto"/>
+              <w:jc w:val="center"/>
+            </w:pPr>
+            <w:r>
+              <w:rPr>
+                <w:rFonts w:ascii="Times New Roman" w:hAnsi="Times New Roman" w:eastAsia="Times New Roman" w:cs="Times New Roman"/>
+                <w:sz w:val="24"/>
+                <w:szCs w:val="24"/>
+              </w:rPr>
+              <w:t xml:space="preserve">Gia sư</w:t>
+            </w:r>
+          </w:p>
+        </w:tc>
+        <w:tc>
+          <w:tcPr>
+            <w:tcW w:w="5624" w:type="dxa"/>
+            <w:tcMar>
+              <w:top w:w="50" w:type="dxa"/>
+              <w:left w:w="100" w:type="dxa"/>
+              <w:bottom w:w="50" w:type="dxa"/>
+              <w:right w:w="100" w:type="dxa"/>
+            </w:tcMar>
+            <w:vAlign w:val="center"/>
+          </w:tcPr>
+          <w:p>
+            <w:pPr>
+              <w:spacing w:before="0" w:after="0" w:line="276" w:lineRule="auto"/>
+              <w:jc w:val="left"/>
+            </w:pPr>
+            <w:r>
+              <w:rPr>
+                <w:rFonts w:ascii="Times New Roman" w:hAnsi="Times New Roman" w:eastAsia="Times New Roman" w:cs="Times New Roman"/>
+                <w:sz w:val="24"/>
+                <w:szCs w:val="24"/>
+              </w:rPr>
               <w:t xml:space="preserve">Thầy giải mẫu cho em một bài cùng dạng, khác số liệu nhé. Đề mẫu: cho 3,2 gam Cu tác dụng hết với H₂SO₄ đặc, nóng, dư, tính thể tích SO₂ ở đkc.</w:t>
             </w:r>
           </w:p>
@@ -29696,7 +29913,7 @@
                 <w:sz w:val="24"/>
                 <w:szCs w:val="24"/>
               </w:rPr>
-              <w:t xml:space="preserve">B2; giải thích (nấc 2)</w:t>
+              <w:t xml:space="preserve">B2; giải thích (nấc 3)</w:t>
             </w:r>
           </w:p>
         </w:tc>
